--- a/PhieuHocTapNhom.docx
+++ b/PhieuHocTapNhom.docx
@@ -12,6 +12,7 @@
           <w:color w:val="000000" w:themeColor="text1"/>
           <w:sz w:val="28"/>
           <w:szCs w:val="28"/>
+          <w:lang w:val="vi-VN"/>
         </w:rPr>
       </w:pPr>
       <w:r>
@@ -24,17 +25,6 @@
         </w:rPr>
         <w:t>PHIẾU HỌC TẬP CÁ NHÂN/NHÓM</w:t>
       </w:r>
-    </w:p>
-    <w:p>
-      <w:pPr>
-        <w:spacing w:line="360" w:lineRule="auto"/>
-        <w:rPr>
-          <w:rFonts w:cs="Times New Roman"/>
-          <w:color w:val="000000" w:themeColor="text1"/>
-          <w:sz w:val="28"/>
-          <w:szCs w:val="28"/>
-        </w:rPr>
-      </w:pPr>
     </w:p>
     <w:p>
       <w:pPr>
@@ -169,7 +159,7 @@
           <w:ilvl w:val="0"/>
           <w:numId w:val="2"/>
         </w:numPr>
-        <w:spacing w:line="360" w:lineRule="auto"/>
+        <w:spacing w:after="0" w:line="360" w:lineRule="auto"/>
         <w:rPr>
           <w:rFonts w:cs="Times New Roman"/>
           <w:color w:val="000000" w:themeColor="text1"/>
@@ -977,7 +967,7 @@
           <w:ilvl w:val="0"/>
           <w:numId w:val="3"/>
         </w:numPr>
-        <w:spacing w:line="360" w:lineRule="auto"/>
+        <w:spacing w:before="240" w:line="360" w:lineRule="auto"/>
         <w:rPr>
           <w:rFonts w:cs="Times New Roman"/>
           <w:color w:val="000000" w:themeColor="text1"/>
@@ -1156,7 +1146,7 @@
           <w:ilvl w:val="0"/>
           <w:numId w:val="3"/>
         </w:numPr>
-        <w:spacing w:line="360" w:lineRule="auto"/>
+        <w:spacing w:before="240" w:after="0" w:line="360" w:lineRule="auto"/>
         <w:rPr>
           <w:rFonts w:cs="Times New Roman"/>
           <w:color w:val="000000" w:themeColor="text1"/>
@@ -1181,6 +1171,7 @@
           <w:ilvl w:val="0"/>
           <w:numId w:val="4"/>
         </w:numPr>
+        <w:spacing w:before="240" w:beforeAutospacing="0" w:after="160" w:afterAutospacing="0"/>
       </w:pPr>
       <w:r>
         <w:rPr>
@@ -1206,6 +1197,76 @@
           <w:szCs w:val="28"/>
         </w:rPr>
         <w:t>Tìm kiếm, thu thập tài liệu và nghiên cứu lý thuyết tổng quan về an ninh mạng , các kiến thức cơ sở cần thiết (toán học cho mật mã, lý thuyết số, hàm băm, thuật toán sinh số nguyên tố) và tìm hiểu ban đầu về hệ mã hóa khóa công khai cùng chữ ký số RSA.</w:t>
+      </w:r>
+    </w:p>
+    <w:p>
+      <w:pPr>
+        <w:pStyle w:val="NormalWeb"/>
+        <w:numPr>
+          <w:ilvl w:val="0"/>
+          <w:numId w:val="4"/>
+        </w:numPr>
+        <w:spacing w:before="240" w:beforeAutospacing="0" w:after="160" w:afterAutospacing="0"/>
+      </w:pPr>
+      <w:r>
+        <w:rPr>
+          <w:rFonts w:hint="cs"/>
+          <w:color w:val="000000" w:themeColor="text1"/>
+          <w:sz w:val="28"/>
+          <w:szCs w:val="28"/>
+        </w:rPr>
+        <w:t xml:space="preserve">Hoạt động/ Nội dung 2: </w:t>
+      </w:r>
+      <w:r>
+        <w:rPr>
+          <w:sz w:val="28"/>
+          <w:szCs w:val="28"/>
+        </w:rPr>
+        <w:t>Cài đặt thuật toán, xây dựng chương trình mô phỏng hoạt động của chữ ký số RSA và ứng dụng trong xác thực tính toàn vẹn của dữ liệu.</w:t>
+      </w:r>
+    </w:p>
+    <w:p>
+      <w:pPr>
+        <w:pStyle w:val="ListParagraph"/>
+        <w:numPr>
+          <w:ilvl w:val="0"/>
+          <w:numId w:val="4"/>
+        </w:numPr>
+        <w:spacing w:before="240" w:line="360" w:lineRule="auto"/>
+        <w:jc w:val="both"/>
+        <w:rPr>
+          <w:rFonts w:cs="Times New Roman"/>
+          <w:color w:val="000000" w:themeColor="text1"/>
+          <w:sz w:val="28"/>
+          <w:szCs w:val="28"/>
+        </w:rPr>
+      </w:pPr>
+      <w:r>
+        <w:rPr>
+          <w:rFonts w:cs="Times New Roman" w:hint="cs"/>
+          <w:color w:val="000000" w:themeColor="text1"/>
+          <w:sz w:val="28"/>
+          <w:szCs w:val="28"/>
+        </w:rPr>
+        <w:t xml:space="preserve">Hoạt động/ Nội dung 3: </w:t>
+      </w:r>
+      <w:r>
+        <w:rPr>
+          <w:rFonts w:eastAsia="Times New Roman" w:cs="Times New Roman" w:hint="cs"/>
+          <w:color w:val="000000" w:themeColor="text1"/>
+          <w:sz w:val="28"/>
+          <w:szCs w:val="28"/>
+        </w:rPr>
+        <w:t>Viết báo cáo tổng kế</w:t>
+      </w:r>
+      <w:r>
+        <w:rPr>
+          <w:rFonts w:eastAsia="Times New Roman" w:cs="Times New Roman"/>
+          <w:color w:val="000000" w:themeColor="text1"/>
+          <w:sz w:val="28"/>
+          <w:szCs w:val="28"/>
+        </w:rPr>
+        <w:t>t</w:t>
       </w:r>
     </w:p>
     <w:p>
@@ -1215,7 +1276,7 @@
           <w:ilvl w:val="0"/>
           <w:numId w:val="3"/>
         </w:numPr>
-        <w:spacing w:line="360" w:lineRule="auto"/>
+        <w:spacing w:before="240" w:line="360" w:lineRule="auto"/>
         <w:jc w:val="both"/>
         <w:rPr>
           <w:rFonts w:cs="Times New Roman"/>
@@ -1241,7 +1302,7 @@
           <w:ilvl w:val="0"/>
           <w:numId w:val="4"/>
         </w:numPr>
-        <w:spacing w:line="360" w:lineRule="auto"/>
+        <w:spacing w:before="240" w:line="360" w:lineRule="auto"/>
         <w:jc w:val="both"/>
         <w:rPr>
           <w:rFonts w:cs="Times New Roman"/>
@@ -1267,7 +1328,7 @@
           <w:ilvl w:val="0"/>
           <w:numId w:val="4"/>
         </w:numPr>
-        <w:spacing w:line="360" w:lineRule="auto"/>
+        <w:spacing w:before="240" w:line="360" w:lineRule="auto"/>
         <w:rPr>
           <w:rFonts w:cs="Times New Roman"/>
           <w:color w:val="000000" w:themeColor="text1"/>
@@ -1282,6 +1343,7 @@
           <w:sz w:val="28"/>
           <w:szCs w:val="28"/>
         </w:rPr>
+        <w:lastRenderedPageBreak/>
         <w:t>Chương trình demo</w:t>
       </w:r>
     </w:p>
@@ -1292,7 +1354,7 @@
           <w:ilvl w:val="0"/>
           <w:numId w:val="1"/>
         </w:numPr>
-        <w:spacing w:line="360" w:lineRule="auto"/>
+        <w:spacing w:before="240" w:line="360" w:lineRule="auto"/>
         <w:ind w:left="851" w:hanging="491"/>
         <w:rPr>
           <w:rFonts w:cs="Times New Roman"/>
@@ -1320,7 +1382,7 @@
           <w:ilvl w:val="0"/>
           <w:numId w:val="5"/>
         </w:numPr>
-        <w:spacing w:line="360" w:lineRule="auto"/>
+        <w:spacing w:before="240" w:line="360" w:lineRule="auto"/>
         <w:jc w:val="both"/>
         <w:rPr>
           <w:rFonts w:cs="Times New Roman"/>
@@ -1336,7 +1398,6 @@
           <w:sz w:val="28"/>
           <w:szCs w:val="28"/>
         </w:rPr>
-        <w:lastRenderedPageBreak/>
         <w:t>Hoàn thành Bài tập lớn theo đúng thời gian quy định (từ ngày 11/05/2026 đến ngày 14/06/2025)</w:t>
       </w:r>
     </w:p>
@@ -1347,7 +1408,7 @@
           <w:ilvl w:val="0"/>
           <w:numId w:val="5"/>
         </w:numPr>
-        <w:spacing w:line="360" w:lineRule="auto"/>
+        <w:spacing w:before="240" w:line="360" w:lineRule="auto"/>
         <w:rPr>
           <w:rFonts w:cs="Times New Roman"/>
           <w:color w:val="000000" w:themeColor="text1"/>
@@ -1372,7 +1433,7 @@
           <w:ilvl w:val="0"/>
           <w:numId w:val="1"/>
         </w:numPr>
-        <w:spacing w:line="360" w:lineRule="auto"/>
+        <w:spacing w:before="240" w:line="360" w:lineRule="auto"/>
         <w:ind w:left="851" w:hanging="491"/>
         <w:rPr>
           <w:rFonts w:cs="Times New Roman"/>
@@ -1420,6 +1481,399 @@
     </w:p>
     <w:p>
       <w:pPr>
+        <w:pStyle w:val="NormalWeb"/>
+        <w:spacing w:before="0" w:beforeAutospacing="0" w:after="240" w:afterAutospacing="0" w:line="360" w:lineRule="auto"/>
+        <w:ind w:left="720"/>
+        <w:jc w:val="both"/>
+        <w:rPr>
+          <w:sz w:val="28"/>
+          <w:szCs w:val="28"/>
+        </w:rPr>
+      </w:pPr>
+      <w:r>
+        <w:rPr>
+          <w:sz w:val="28"/>
+          <w:szCs w:val="28"/>
+        </w:rPr>
+        <w:t xml:space="preserve">[1]. Nguyễn Xuân Dũng, </w:t>
+      </w:r>
+      <w:r>
+        <w:rPr>
+          <w:rStyle w:val="Emphasis"/>
+          <w:sz w:val="28"/>
+          <w:szCs w:val="28"/>
+        </w:rPr>
+        <w:t>Bảo mật thông tin – Mô hình và ứng dụng</w:t>
+      </w:r>
+      <w:r>
+        <w:rPr>
+          <w:sz w:val="28"/>
+          <w:szCs w:val="28"/>
+        </w:rPr>
+        <w:t>, NXB Thống kê, 2009.</w:t>
+      </w:r>
+    </w:p>
+    <w:p>
+      <w:pPr>
+        <w:pStyle w:val="NormalWeb"/>
+        <w:spacing w:before="0" w:beforeAutospacing="0" w:after="240" w:afterAutospacing="0" w:line="360" w:lineRule="auto"/>
+        <w:ind w:left="720"/>
+        <w:jc w:val="both"/>
+        <w:rPr>
+          <w:sz w:val="28"/>
+          <w:szCs w:val="28"/>
+        </w:rPr>
+      </w:pPr>
+      <w:r>
+        <w:rPr>
+          <w:sz w:val="28"/>
+          <w:szCs w:val="28"/>
+        </w:rPr>
+        <w:t xml:space="preserve">[2]. Bùi Doãn Khanh, Nguyễn Đình Thúc, </w:t>
+      </w:r>
+      <w:r>
+        <w:rPr>
+          <w:rStyle w:val="Emphasis"/>
+          <w:sz w:val="28"/>
+          <w:szCs w:val="28"/>
+        </w:rPr>
+        <w:t>Mã hóa thông tin – Lý thuyết và ứng dụng</w:t>
+      </w:r>
+      <w:r>
+        <w:rPr>
+          <w:sz w:val="28"/>
+          <w:szCs w:val="28"/>
+        </w:rPr>
+        <w:t>, NXB Lao động Xã hội, 2011.</w:t>
+      </w:r>
+    </w:p>
+    <w:p>
+      <w:pPr>
+        <w:pStyle w:val="NormalWeb"/>
+        <w:spacing w:before="0" w:beforeAutospacing="0" w:after="240" w:afterAutospacing="0" w:line="360" w:lineRule="auto"/>
+        <w:ind w:left="720"/>
+        <w:jc w:val="both"/>
+        <w:rPr>
+          <w:sz w:val="28"/>
+          <w:szCs w:val="28"/>
+        </w:rPr>
+      </w:pPr>
+      <w:r>
+        <w:rPr>
+          <w:sz w:val="28"/>
+          <w:szCs w:val="28"/>
+        </w:rPr>
+        <w:t xml:space="preserve">[3]. TS Thái Thanh Tùng, </w:t>
+      </w:r>
+      <w:r>
+        <w:rPr>
+          <w:rStyle w:val="Emphasis"/>
+          <w:sz w:val="28"/>
+          <w:szCs w:val="28"/>
+        </w:rPr>
+        <w:t>Giáo trình Mật mã học và An toàn thông tin</w:t>
+      </w:r>
+      <w:r>
+        <w:rPr>
+          <w:sz w:val="28"/>
+          <w:szCs w:val="28"/>
+        </w:rPr>
+        <w:t>.</w:t>
+      </w:r>
+    </w:p>
+    <w:p>
+      <w:pPr>
+        <w:pStyle w:val="NormalWeb"/>
+        <w:spacing w:before="0" w:beforeAutospacing="0" w:after="240" w:afterAutospacing="0" w:line="360" w:lineRule="auto"/>
+        <w:ind w:left="720"/>
+        <w:jc w:val="both"/>
+        <w:rPr>
+          <w:sz w:val="28"/>
+          <w:szCs w:val="28"/>
+        </w:rPr>
+      </w:pPr>
+      <w:r>
+        <w:rPr>
+          <w:sz w:val="28"/>
+          <w:szCs w:val="28"/>
+        </w:rPr>
+        <w:t xml:space="preserve">[4]. Phan Đình Diệu, </w:t>
+      </w:r>
+      <w:r>
+        <w:rPr>
+          <w:rStyle w:val="Emphasis"/>
+          <w:sz w:val="28"/>
+          <w:szCs w:val="28"/>
+        </w:rPr>
+        <w:t>Lý thuyết mật mã và an toàn thông tin</w:t>
+      </w:r>
+      <w:r>
+        <w:rPr>
+          <w:sz w:val="28"/>
+          <w:szCs w:val="28"/>
+        </w:rPr>
+        <w:t>, NXB Đại học Quốc gia Hà Nội, 2002.</w:t>
+      </w:r>
+    </w:p>
+    <w:p>
+      <w:pPr>
+        <w:pStyle w:val="NormalWeb"/>
+        <w:spacing w:before="0" w:beforeAutospacing="0" w:after="240" w:afterAutospacing="0" w:line="360" w:lineRule="auto"/>
+        <w:ind w:left="720"/>
+        <w:jc w:val="both"/>
+        <w:rPr>
+          <w:sz w:val="28"/>
+          <w:szCs w:val="28"/>
+        </w:rPr>
+      </w:pPr>
+      <w:r>
+        <w:rPr>
+          <w:sz w:val="28"/>
+          <w:szCs w:val="28"/>
+        </w:rPr>
+        <w:t xml:space="preserve">[5]. William Stallings, </w:t>
+      </w:r>
+      <w:r>
+        <w:rPr>
+          <w:rStyle w:val="Emphasis"/>
+          <w:sz w:val="28"/>
+          <w:szCs w:val="28"/>
+        </w:rPr>
+        <w:t>Cryptography and Network Security: Principles and Practice</w:t>
+      </w:r>
+      <w:r>
+        <w:rPr>
+          <w:sz w:val="28"/>
+          <w:szCs w:val="28"/>
+        </w:rPr>
+        <w:t>, Fourth Edition, Prentice Hall, 2005.</w:t>
+      </w:r>
+    </w:p>
+    <w:p>
+      <w:pPr>
+        <w:pStyle w:val="NormalWeb"/>
+        <w:spacing w:before="0" w:beforeAutospacing="0" w:after="240" w:afterAutospacing="0" w:line="360" w:lineRule="auto"/>
+        <w:ind w:left="720"/>
+        <w:jc w:val="both"/>
+        <w:rPr>
+          <w:sz w:val="28"/>
+          <w:szCs w:val="28"/>
+        </w:rPr>
+      </w:pPr>
+      <w:r>
+        <w:rPr>
+          <w:sz w:val="28"/>
+          <w:szCs w:val="28"/>
+        </w:rPr>
+        <w:t xml:space="preserve">[6]. Alfred J. Menezes, Paul C. van Oorschot, Scott A. Vanstone, </w:t>
+      </w:r>
+      <w:r>
+        <w:rPr>
+          <w:rStyle w:val="Emphasis"/>
+          <w:sz w:val="28"/>
+          <w:szCs w:val="28"/>
+        </w:rPr>
+        <w:t>Handbook of Applied Cryptography</w:t>
+      </w:r>
+      <w:r>
+        <w:rPr>
+          <w:sz w:val="28"/>
+          <w:szCs w:val="28"/>
+        </w:rPr>
+        <w:t>, CRC Press, 1996.</w:t>
+      </w:r>
+    </w:p>
+    <w:p>
+      <w:pPr>
+        <w:pStyle w:val="NormalWeb"/>
+        <w:spacing w:before="0" w:beforeAutospacing="0" w:after="240" w:afterAutospacing="0" w:line="360" w:lineRule="auto"/>
+        <w:ind w:left="720"/>
+        <w:jc w:val="both"/>
+        <w:rPr>
+          <w:sz w:val="28"/>
+          <w:szCs w:val="28"/>
+        </w:rPr>
+      </w:pPr>
+      <w:r>
+        <w:rPr>
+          <w:sz w:val="28"/>
+          <w:szCs w:val="28"/>
+        </w:rPr>
+        <w:t xml:space="preserve">[7]. Jonathan Katz, Yehuda Lindell, </w:t>
+      </w:r>
+      <w:r>
+        <w:rPr>
+          <w:rStyle w:val="Emphasis"/>
+          <w:sz w:val="28"/>
+          <w:szCs w:val="28"/>
+        </w:rPr>
+        <w:t>Introduction to Modern Cryptography</w:t>
+      </w:r>
+      <w:r>
+        <w:rPr>
+          <w:sz w:val="28"/>
+          <w:szCs w:val="28"/>
+        </w:rPr>
+        <w:t>, Second Edition, Chapman &amp; Hall/CRC, 2014.</w:t>
+      </w:r>
+    </w:p>
+    <w:p>
+      <w:pPr>
+        <w:pStyle w:val="NormalWeb"/>
+        <w:spacing w:before="0" w:beforeAutospacing="0" w:after="240" w:afterAutospacing="0" w:line="360" w:lineRule="auto"/>
+        <w:ind w:left="720"/>
+        <w:jc w:val="both"/>
+        <w:rPr>
+          <w:sz w:val="28"/>
+          <w:szCs w:val="28"/>
+        </w:rPr>
+      </w:pPr>
+      <w:r>
+        <w:rPr>
+          <w:sz w:val="28"/>
+          <w:szCs w:val="28"/>
+        </w:rPr>
+        <w:t xml:space="preserve">[8]. Douglas R. Stinson, </w:t>
+      </w:r>
+      <w:r>
+        <w:rPr>
+          <w:rStyle w:val="Emphasis"/>
+          <w:sz w:val="28"/>
+          <w:szCs w:val="28"/>
+        </w:rPr>
+        <w:t>Cryptography: Theory and Practice</w:t>
+      </w:r>
+      <w:r>
+        <w:rPr>
+          <w:sz w:val="28"/>
+          <w:szCs w:val="28"/>
+        </w:rPr>
+        <w:t>, Third Edition, Chapman &amp; Hall/CRC, 2005.</w:t>
+      </w:r>
+    </w:p>
+    <w:p>
+      <w:pPr>
+        <w:pStyle w:val="NormalWeb"/>
+        <w:spacing w:before="0" w:beforeAutospacing="0" w:after="240" w:afterAutospacing="0" w:line="360" w:lineRule="auto"/>
+        <w:ind w:left="720"/>
+        <w:jc w:val="both"/>
+        <w:rPr>
+          <w:sz w:val="28"/>
+          <w:szCs w:val="28"/>
+        </w:rPr>
+      </w:pPr>
+      <w:r>
+        <w:rPr>
+          <w:sz w:val="28"/>
+          <w:szCs w:val="28"/>
+        </w:rPr>
+        <w:lastRenderedPageBreak/>
+        <w:t xml:space="preserve">[9]. Rivest R. L., Shamir A., Adleman L., “A Method for Obtaining Digital Signatures and Public-Key Cryptosystems”, </w:t>
+      </w:r>
+      <w:r>
+        <w:rPr>
+          <w:rStyle w:val="Emphasis"/>
+          <w:sz w:val="28"/>
+          <w:szCs w:val="28"/>
+        </w:rPr>
+        <w:t>Communications of the ACM</w:t>
+      </w:r>
+      <w:r>
+        <w:rPr>
+          <w:sz w:val="28"/>
+          <w:szCs w:val="28"/>
+        </w:rPr>
+        <w:t>, Vol. 21, No. 2, 1978.</w:t>
+      </w:r>
+    </w:p>
+    <w:p>
+      <w:pPr>
+        <w:pStyle w:val="NormalWeb"/>
+        <w:spacing w:before="0" w:beforeAutospacing="0" w:after="0" w:afterAutospacing="0" w:line="360" w:lineRule="auto"/>
+        <w:ind w:left="720"/>
+        <w:jc w:val="both"/>
+        <w:rPr>
+          <w:sz w:val="28"/>
+          <w:szCs w:val="28"/>
+        </w:rPr>
+      </w:pPr>
+      <w:r>
+        <w:rPr>
+          <w:sz w:val="28"/>
+          <w:szCs w:val="28"/>
+        </w:rPr>
+        <w:t xml:space="preserve">[10]. National Institute of Standards and Technology (NIST), </w:t>
+      </w:r>
+      <w:r>
+        <w:rPr>
+          <w:rStyle w:val="Emphasis"/>
+          <w:sz w:val="28"/>
+          <w:szCs w:val="28"/>
+        </w:rPr>
+        <w:t>Digital Signature Standard (DSS)</w:t>
+      </w:r>
+      <w:r>
+        <w:rPr>
+          <w:sz w:val="28"/>
+          <w:szCs w:val="28"/>
+        </w:rPr>
+        <w:t>, FIPS PUB 186-4, 2013.</w:t>
+      </w:r>
+    </w:p>
+    <w:p>
+      <w:pPr>
+        <w:pStyle w:val="NormalWeb"/>
+        <w:spacing w:before="0" w:beforeAutospacing="0" w:after="0" w:afterAutospacing="0" w:line="360" w:lineRule="auto"/>
+        <w:ind w:left="720"/>
+        <w:jc w:val="both"/>
+        <w:rPr>
+          <w:sz w:val="28"/>
+          <w:szCs w:val="28"/>
+        </w:rPr>
+      </w:pPr>
+      <w:r>
+        <w:rPr>
+          <w:sz w:val="28"/>
+          <w:szCs w:val="28"/>
+        </w:rPr>
+        <w:t xml:space="preserve">[11]. </w:t>
+      </w:r>
+      <w:r>
+        <w:rPr>
+          <w:sz w:val="28"/>
+          <w:szCs w:val="28"/>
+        </w:rPr>
+        <w:t>https://en.wikipedia.org/wiki/RSA_(cryptosystem)</w:t>
+      </w:r>
+    </w:p>
+    <w:p>
+      <w:pPr>
+        <w:pStyle w:val="NormalWeb"/>
+        <w:spacing w:before="0" w:beforeAutospacing="0" w:after="0" w:afterAutospacing="0" w:line="360" w:lineRule="auto"/>
+        <w:ind w:left="720"/>
+        <w:jc w:val="both"/>
+        <w:rPr>
+          <w:sz w:val="28"/>
+          <w:szCs w:val="28"/>
+        </w:rPr>
+      </w:pPr>
+      <w:r>
+        <w:rPr>
+          <w:sz w:val="28"/>
+          <w:szCs w:val="28"/>
+        </w:rPr>
+        <w:t xml:space="preserve">[12]. </w:t>
+      </w:r>
+      <w:r>
+        <w:rPr>
+          <w:sz w:val="28"/>
+          <w:szCs w:val="28"/>
+        </w:rPr>
+        <w:t>https://www.geeksforgeeks.org/rsa-algorithm-cryptography/</w:t>
+      </w:r>
+    </w:p>
+    <w:p>
+      <w:pPr>
         <w:pStyle w:val="ListParagraph"/>
         <w:spacing w:line="360" w:lineRule="auto"/>
         <w:ind w:left="2160"/>
@@ -1438,7 +1892,7 @@
           <w:ilvl w:val="0"/>
           <w:numId w:val="6"/>
         </w:numPr>
-        <w:spacing w:line="360" w:lineRule="auto"/>
+        <w:spacing w:before="240" w:line="360" w:lineRule="auto"/>
         <w:jc w:val="both"/>
         <w:rPr>
           <w:rFonts w:cs="Times New Roman"/>
@@ -1466,6 +1920,186 @@
           <w:lang w:val="vi-VN"/>
         </w:rPr>
         <w:t>:</w:t>
+      </w:r>
+    </w:p>
+    <w:p>
+      <w:pPr>
+        <w:pStyle w:val="ListParagraph"/>
+        <w:numPr>
+          <w:ilvl w:val="0"/>
+          <w:numId w:val="4"/>
+        </w:numPr>
+        <w:spacing w:before="100" w:beforeAutospacing="1" w:after="0" w:line="360" w:lineRule="auto"/>
+        <w:rPr>
+          <w:rFonts w:eastAsia="Times New Roman" w:cs="Times New Roman"/>
+          <w:sz w:val="28"/>
+          <w:szCs w:val="28"/>
+          <w:lang w:val="en-VN"/>
+        </w:rPr>
+      </w:pPr>
+      <w:r>
+        <w:rPr>
+          <w:rFonts w:eastAsia="Times New Roman" w:cs="Times New Roman"/>
+          <w:sz w:val="28"/>
+          <w:szCs w:val="28"/>
+          <w:lang w:val="en-VN"/>
+        </w:rPr>
+        <w:t>Phương tiện và công cụ phần cứng:</w:t>
+      </w:r>
+    </w:p>
+    <w:p>
+      <w:pPr>
+        <w:numPr>
+          <w:ilvl w:val="0"/>
+          <w:numId w:val="7"/>
+        </w:numPr>
+        <w:tabs>
+          <w:tab w:val="clear" w:pos="720"/>
+        </w:tabs>
+        <w:spacing w:before="100" w:beforeAutospacing="1" w:after="0" w:line="360" w:lineRule="auto"/>
+        <w:ind w:left="567" w:firstLine="567"/>
+        <w:rPr>
+          <w:rFonts w:eastAsia="Times New Roman" w:cs="Times New Roman"/>
+          <w:sz w:val="28"/>
+          <w:szCs w:val="28"/>
+          <w:lang w:val="en-VN"/>
+        </w:rPr>
+      </w:pPr>
+      <w:r>
+        <w:rPr>
+          <w:rFonts w:eastAsia="Times New Roman" w:cs="Times New Roman"/>
+          <w:sz w:val="28"/>
+          <w:szCs w:val="28"/>
+          <w:lang w:val="en-VN"/>
+        </w:rPr>
+        <w:t xml:space="preserve">Máy tính xách tay cá nhân </w:t>
+      </w:r>
+    </w:p>
+    <w:p>
+      <w:pPr>
+        <w:pStyle w:val="ListParagraph"/>
+        <w:numPr>
+          <w:ilvl w:val="0"/>
+          <w:numId w:val="4"/>
+        </w:numPr>
+        <w:spacing w:before="100" w:beforeAutospacing="1" w:after="0" w:line="360" w:lineRule="auto"/>
+        <w:rPr>
+          <w:rFonts w:eastAsia="Times New Roman" w:cs="Times New Roman"/>
+          <w:sz w:val="28"/>
+          <w:szCs w:val="28"/>
+          <w:lang w:val="en-VN"/>
+        </w:rPr>
+      </w:pPr>
+      <w:r>
+        <w:rPr>
+          <w:rFonts w:eastAsia="Times New Roman" w:cs="Times New Roman"/>
+          <w:sz w:val="28"/>
+          <w:szCs w:val="28"/>
+          <w:lang w:val="en-VN"/>
+        </w:rPr>
+        <w:t>Phần mềm và môi trường phát triển:</w:t>
+      </w:r>
+    </w:p>
+    <w:p>
+      <w:pPr>
+        <w:numPr>
+          <w:ilvl w:val="0"/>
+          <w:numId w:val="8"/>
+        </w:numPr>
+        <w:tabs>
+          <w:tab w:val="clear" w:pos="720"/>
+        </w:tabs>
+        <w:spacing w:before="100" w:beforeAutospacing="1" w:after="0" w:line="360" w:lineRule="auto"/>
+        <w:ind w:left="567" w:firstLine="567"/>
+        <w:rPr>
+          <w:rFonts w:eastAsia="Times New Roman" w:cs="Times New Roman"/>
+          <w:sz w:val="28"/>
+          <w:szCs w:val="28"/>
+          <w:lang w:val="en-VN"/>
+        </w:rPr>
+      </w:pPr>
+      <w:r>
+        <w:rPr>
+          <w:rFonts w:eastAsia="Times New Roman" w:cs="Times New Roman"/>
+          <w:sz w:val="28"/>
+          <w:szCs w:val="28"/>
+          <w:lang w:val="en-VN"/>
+        </w:rPr>
+        <w:t>Ngôn ngữ lập trình: Java (JDK 8 trở lên)</w:t>
+      </w:r>
+      <w:r>
+        <w:rPr>
+          <w:rFonts w:eastAsia="Times New Roman" w:cs="Times New Roman"/>
+          <w:sz w:val="28"/>
+          <w:szCs w:val="28"/>
+          <w:lang w:val="vi-VN"/>
+        </w:rPr>
+        <w:t>, C#</w:t>
+      </w:r>
+      <w:r>
+        <w:rPr>
+          <w:rFonts w:eastAsia="Times New Roman" w:cs="Times New Roman"/>
+          <w:sz w:val="28"/>
+          <w:szCs w:val="28"/>
+          <w:lang w:val="en-VN"/>
+        </w:rPr>
+        <w:t>.</w:t>
+      </w:r>
+    </w:p>
+    <w:p>
+      <w:pPr>
+        <w:numPr>
+          <w:ilvl w:val="0"/>
+          <w:numId w:val="8"/>
+        </w:numPr>
+        <w:tabs>
+          <w:tab w:val="clear" w:pos="720"/>
+        </w:tabs>
+        <w:spacing w:before="100" w:beforeAutospacing="1" w:after="0" w:line="360" w:lineRule="auto"/>
+        <w:ind w:left="567" w:firstLine="567"/>
+        <w:rPr>
+          <w:rFonts w:eastAsia="Times New Roman" w:cs="Times New Roman"/>
+          <w:sz w:val="28"/>
+          <w:szCs w:val="28"/>
+          <w:lang w:val="en-VN"/>
+        </w:rPr>
+      </w:pPr>
+      <w:r>
+        <w:rPr>
+          <w:rFonts w:eastAsia="Times New Roman" w:cs="Times New Roman"/>
+          <w:sz w:val="28"/>
+          <w:szCs w:val="28"/>
+          <w:lang w:val="en-VN"/>
+        </w:rPr>
+        <w:t>Công cụ soạn thảo báo cáo: Microsoft Word 2016 trở lên.</w:t>
+      </w:r>
+    </w:p>
+    <w:p>
+      <w:pPr>
+        <w:numPr>
+          <w:ilvl w:val="0"/>
+          <w:numId w:val="8"/>
+        </w:numPr>
+        <w:tabs>
+          <w:tab w:val="clear" w:pos="720"/>
+        </w:tabs>
+        <w:spacing w:before="100" w:beforeAutospacing="1" w:after="0" w:line="360" w:lineRule="auto"/>
+        <w:ind w:left="567" w:firstLine="567"/>
+        <w:rPr>
+          <w:rFonts w:eastAsia="Times New Roman" w:cs="Times New Roman"/>
+          <w:sz w:val="28"/>
+          <w:szCs w:val="28"/>
+          <w:lang w:val="en-VN"/>
+        </w:rPr>
+      </w:pPr>
+      <w:r>
+        <w:rPr>
+          <w:rFonts w:eastAsia="Times New Roman" w:cs="Times New Roman"/>
+          <w:sz w:val="28"/>
+          <w:szCs w:val="28"/>
+          <w:lang w:val="en-VN"/>
+        </w:rPr>
+        <w:t xml:space="preserve">Công cụ quản lý mã nguồn: Git </w:t>
       </w:r>
     </w:p>
     <w:p>
